--- a/Day 4/Drawings/Cover.docx
+++ b/Day 4/Drawings/Cover.docx
@@ -286,7 +286,7 @@
                         <w:txbxContent>
                           <w:p>
                             <w:pPr>
-                              <w:pStyle w:val="FrameContentsuser"/>
+                              <w:pStyle w:val="FrameContents"/>
                               <w:spacing w:before="0" w:after="160"/>
                               <w:jc w:val="center"/>
                               <w:rPr>
@@ -327,7 +327,7 @@
                   <w:txbxContent>
                     <w:p>
                       <w:pPr>
-                        <w:pStyle w:val="FrameContentsuser"/>
+                        <w:pStyle w:val="FrameContents"/>
                         <w:spacing w:before="0" w:after="160"/>
                         <w:jc w:val="center"/>
                         <w:rPr>
@@ -530,7 +530,7 @@
           <w:sz w:val="32"/>
           <w:szCs w:val="32"/>
         </w:rPr>
-        <w:t>3</w:t>
+        <w:t>4</w:t>
       </w:r>
       <w:r>
         <w:rPr>
@@ -541,13 +541,13 @@
         <w:br/>
         <w:t xml:space="preserve">    Experiment Name</w:t>
         <w:tab/>
-        <w:t xml:space="preserve">: Implementation of Gray Level Transformation Using </w:t>
-        <w:tab/>
-        <w:tab/>
-        <w:tab/>
-        <w:tab/>
-        <w:tab/>
-        <w:t xml:space="preserve">  Python</w:t>
+        <w:t xml:space="preserve">: Implementation of Image Histogram and Histogram </w:t>
+        <w:tab/>
+        <w:tab/>
+        <w:tab/>
+        <w:tab/>
+        <w:tab/>
+        <w:t xml:space="preserve">  Equalization Using Python</w:t>
       </w:r>
     </w:p>
     <w:p>
@@ -593,7 +593,7 @@
         </w:rPr>
         <w:t>Experiment Date</w:t>
         <w:tab/>
-        <w:t>: 04-03-2026</w:t>
+        <w:t>: 08-04-2026</w:t>
       </w:r>
       <w:r>
         <w:rPr>
@@ -611,39 +611,23 @@
         </w:rPr>
         <w:t xml:space="preserve">    Submission Date </w:t>
         <w:tab/>
-        <w:t>: 0</w:t>
-      </w:r>
-      <w:r>
-        <w:rPr>
-          <w:rFonts w:cs="Times New Roman" w:ascii="Liberation Serif" w:hAnsi="Liberation Serif"/>
-          <w:sz w:val="32"/>
-          <w:szCs w:val="32"/>
-        </w:rPr>
-        <w:t>8</w:t>
-      </w:r>
-      <w:r>
-        <w:rPr>
-          <w:rFonts w:cs="Times New Roman" w:ascii="Liberation Serif" w:hAnsi="Liberation Serif"/>
-          <w:sz w:val="32"/>
-          <w:szCs w:val="32"/>
-        </w:rPr>
-        <w:t>-0</w:t>
-      </w:r>
-      <w:r>
-        <w:rPr>
-          <w:rFonts w:cs="Times New Roman" w:ascii="Liberation Serif" w:hAnsi="Liberation Serif"/>
-          <w:sz w:val="32"/>
-          <w:szCs w:val="32"/>
-        </w:rPr>
-        <w:t>4</w:t>
-      </w:r>
-      <w:r>
-        <w:rPr>
-          <w:rFonts w:cs="Times New Roman" w:ascii="Liberation Serif" w:hAnsi="Liberation Serif"/>
-          <w:sz w:val="32"/>
-          <w:szCs w:val="32"/>
-        </w:rPr>
-        <w:t>-2026</w:t>
+        <w:t xml:space="preserve">: </w:t>
+      </w:r>
+      <w:r>
+        <w:rPr>
+          <w:rFonts w:cs="Times New Roman" w:ascii="Liberation Serif" w:hAnsi="Liberation Serif"/>
+          <w:sz w:val="32"/>
+          <w:szCs w:val="32"/>
+        </w:rPr>
+        <w:t>22</w:t>
+      </w:r>
+      <w:r>
+        <w:rPr>
+          <w:rFonts w:cs="Times New Roman" w:ascii="Liberation Serif" w:hAnsi="Liberation Serif"/>
+          <w:sz w:val="32"/>
+          <w:szCs w:val="32"/>
+        </w:rPr>
+        <w:t>-04-2026</w:t>
       </w:r>
     </w:p>
     <w:p>
@@ -1700,8 +1684,8 @@
     </w:pPr>
     <w:rPr/>
   </w:style>
-  <w:style w:type="paragraph" w:styleId="FrameContentsuser" w:customStyle="1">
-    <w:name w:val="Frame Contents (user)"/>
+  <w:style w:type="paragraph" w:styleId="FrameContents" w:customStyle="1">
+    <w:name w:val="Frame Contents"/>
     <w:basedOn w:val="Normal"/>
     <w:qFormat/>
     <w:rsid w:val="005a355f"/>
@@ -1733,8 +1717,8 @@
       <w:szCs w:val="20"/>
     </w:rPr>
   </w:style>
-  <w:style w:type="paragraph" w:styleId="FrameContents" w:customStyle="1">
-    <w:name w:val="Frame Contents"/>
+  <w:style w:type="paragraph" w:styleId="FrameContentsuser" w:customStyle="1">
+    <w:name w:val="Frame Contents (user)"/>
     <w:basedOn w:val="Normal"/>
     <w:qFormat/>
     <w:pPr/>
